--- a/practice/data/theory/jungol/02_중등/2주차/2026년_2차_중등_숙제_학생용_2019-2025.docx
+++ b/practice/data/theory/jungol/02_중등/2주차/2026년_2차_중등_숙제_학생용_2019-2025.docx
@@ -829,8 +829,10 @@
           <w:sz w:val="24"/>
           <w:szCs w:val="24"/>
         </w:rPr>
-        <w:t>8</w:t>
-      </w:r>
+        <w:t>24</w:t>
+      </w:r>
+      <w:bookmarkStart w:id="0" w:name="_GoBack"/>
+      <w:bookmarkEnd w:id="0"/>
       <w:r>
         <w:rPr>
           <w:rFonts w:ascii="Consolas" w:eastAsiaTheme="minorHAnsi" w:hAnsi="Consolas" w:cs="Consolas"/>
@@ -10348,7 +10350,7 @@
                 <w:bCs/>
                 <w:noProof/>
               </w:rPr>
-              <w:t>2</w:t>
+              <w:t>4</w:t>
             </w:r>
             <w:r>
               <w:rPr>
@@ -10805,8 +10807,6 @@
     <w:r>
       <w:t>)</w:t>
     </w:r>
-    <w:bookmarkStart w:id="0" w:name="_GoBack"/>
-    <w:bookmarkEnd w:id="0"/>
     <w:r>
       <w:t xml:space="preserve"> / </w:t>
     </w:r>
@@ -14046,7 +14046,7 @@
 </file>
 
 <file path=customXml/itemProps1.xml><?xml version="1.0" encoding="utf-8"?>
-<ds:datastoreItem xmlns:ds="http://schemas.openxmlformats.org/officeDocument/2006/customXml" ds:itemID="{B7164809-1C7C-4CAC-BCA4-43E4B0121CE6}">
+<ds:datastoreItem xmlns:ds="http://schemas.openxmlformats.org/officeDocument/2006/customXml" ds:itemID="{A89A8471-DA6F-408E-91AC-26B81750681C}">
   <ds:schemaRefs>
     <ds:schemaRef ds:uri="http://schemas.openxmlformats.org/officeDocument/2006/bibliography"/>
   </ds:schemaRefs>
